--- a/packages/filesv2/src/assets/templates/empty.docx
+++ b/packages/filesv2/src/assets/templates/empty.docx
@@ -34,7 +34,6 @@
         <w:color w:val="000000"/>
         <w:sz w:val="24"/>
         <w:szCs w:val="24"/>
-        <w:lang w:val="en-US" w:eastAsia="zh-CN" w:bidi="hi-IN"/>
       </w:rPr>
     </w:rPrDefault>
     <w:pPrDefault>
@@ -52,7 +51,6 @@
     </w:pPr>
     <w:rPr>
       <w:sz w:val="24"/>
-      <w:lang w:val="en-US" w:eastAsia="zh-CN" w:bidi="hi-IN"/>
     </w:rPr>
   </w:style>
 </w:styles>

--- a/packages/filesv2/src/assets/templates/empty.docx
+++ b/packages/filesv2/src/assets/templates/empty.docx
@@ -15,7 +15,7 @@
     </w:p>
     <w:sectPr>
       <w:type w:val="nextPage"/>
-      <w:pgSz w:w="12240" w:h="15840"/>
+      <w:pgSz w:w="11906" w:h="16838"/>
       <w:pgMar w:left="1134" w:right="1134" w:gutter="0" w:header="0" w:top="1134" w:footer="0" w:bottom="1134"/>
       <w:pgNumType w:fmt="decimal"/>
       <w:formProt w:val="false"/>
